--- a/episode-07/demo-assets/Recycling-Dashboard-Notes.docx
+++ b/episode-07/demo-assets/Recycling-Dashboard-Notes.docx
@@ -74,7 +74,33 @@
         <w:spacing w:after="40"/>
       </w:pPr>
       <w:r>
-        <w:t xml:space="preserve">recommended three changes</w:t>
+        <w:t xml:space="preserve">recommended standardized picture-based recycling labels</w:t>
+      </w:r>
+    </w:p>
+    <w:p>
+      <w:pPr>
+        <w:pStyle w:val="ListParagraph"/>
+        <w:numPr>
+          <w:ilvl w:val="0"/>
+          <w:numId w:val="2"/>
+        </w:numPr>
+        <w:spacing w:after="40"/>
+      </w:pPr>
+      <w:r>
+        <w:t xml:space="preserve">recommended pairing recycling and landfill bins at the same stations</w:t>
+      </w:r>
+    </w:p>
+    <w:p>
+      <w:pPr>
+        <w:pStyle w:val="ListParagraph"/>
+        <w:numPr>
+          <w:ilvl w:val="0"/>
+          <w:numId w:val="2"/>
+        </w:numPr>
+        <w:spacing w:after="40"/>
+      </w:pPr>
+      <w:r>
+        <w:t xml:space="preserve">recommended testing revised bin placement in selected high-traffic areas</w:t>
       </w:r>
     </w:p>
     <w:p>
@@ -249,7 +275,33 @@
         <w:spacing w:after="40"/>
       </w:pPr>
       <w:r>
-        <w:t xml:space="preserve">I recommended three changes</w:t>
+        <w:t xml:space="preserve">standardized picture-based recycling labels</w:t>
+      </w:r>
+    </w:p>
+    <w:p>
+      <w:pPr>
+        <w:pStyle w:val="ListParagraph"/>
+        <w:numPr>
+          <w:ilvl w:val="0"/>
+          <w:numId w:val="2"/>
+        </w:numPr>
+        <w:spacing w:after="40"/>
+      </w:pPr>
+      <w:r>
+        <w:t xml:space="preserve">pair recycling and landfill bins at the same stations</w:t>
+      </w:r>
+    </w:p>
+    <w:p>
+      <w:pPr>
+        <w:pStyle w:val="ListParagraph"/>
+        <w:numPr>
+          <w:ilvl w:val="0"/>
+          <w:numId w:val="2"/>
+        </w:numPr>
+        <w:spacing w:after="40"/>
+      </w:pPr>
+      <w:r>
+        <w:t xml:space="preserve">test revised bin placement in selected high-traffic areas</w:t>
       </w:r>
     </w:p>
     <w:p>
@@ -327,7 +379,7 @@
         <w:spacing w:after="40"/>
       </w:pPr>
       <w:r>
-        <w:t xml:space="preserve">not in these notes: the exact recommendations or why the office selected them</w:t>
+        <w:t xml:space="preserve">not in these notes: why the office selected the recommendations</w:t>
       </w:r>
     </w:p>
     <w:p>

--- a/episode-07/demo-assets/Recycling-Dashboard-Notes.docx
+++ b/episode-07/demo-assets/Recycling-Dashboard-Notes.docx
@@ -48,72 +48,33 @@
         <w:spacing w:after="40"/>
       </w:pPr>
       <w:r>
-        <w:t xml:space="preserve">analyzed two years of campus waste data</w:t>
-      </w:r>
-    </w:p>
-    <w:p>
-      <w:pPr>
-        <w:pStyle w:val="ListParagraph"/>
-        <w:numPr>
-          <w:ilvl w:val="0"/>
-          <w:numId w:val="2"/>
-        </w:numPr>
-        <w:spacing w:after="40"/>
-      </w:pPr>
-      <w:r>
-        <w:t xml:space="preserve">built simple charts to show recycling trends</w:t>
-      </w:r>
-    </w:p>
-    <w:p>
-      <w:pPr>
-        <w:pStyle w:val="ListParagraph"/>
-        <w:numPr>
-          <w:ilvl w:val="0"/>
-          <w:numId w:val="2"/>
-        </w:numPr>
-        <w:spacing w:after="40"/>
-      </w:pPr>
-      <w:r>
-        <w:t xml:space="preserve">recommended standardized picture-based recycling labels</w:t>
-      </w:r>
-    </w:p>
-    <w:p>
-      <w:pPr>
-        <w:pStyle w:val="ListParagraph"/>
-        <w:numPr>
-          <w:ilvl w:val="0"/>
-          <w:numId w:val="2"/>
-        </w:numPr>
-        <w:spacing w:after="40"/>
-      </w:pPr>
-      <w:r>
-        <w:t xml:space="preserve">recommended pairing recycling and landfill bins at the same stations</w:t>
-      </w:r>
-    </w:p>
-    <w:p>
-      <w:pPr>
-        <w:pStyle w:val="ListParagraph"/>
-        <w:numPr>
-          <w:ilvl w:val="0"/>
-          <w:numId w:val="2"/>
-        </w:numPr>
-        <w:spacing w:after="40"/>
-      </w:pPr>
-      <w:r>
-        <w:t xml:space="preserve">recommended testing revised bin placement in selected high-traffic areas</w:t>
-      </w:r>
-    </w:p>
-    <w:p>
-      <w:pPr>
-        <w:pStyle w:val="ListParagraph"/>
-        <w:numPr>
-          <w:ilvl w:val="0"/>
-          <w:numId w:val="2"/>
-        </w:numPr>
-        <w:spacing w:after="40"/>
-      </w:pPr>
-      <w:r>
-        <w:t xml:space="preserve">campus sustainability office later piloted those three changes</w:t>
+        <w:t xml:space="preserve">wanted to understand where campus waste was going + where recycling was getting stuck</w:t>
+      </w:r>
+    </w:p>
+    <w:p>
+      <w:pPr>
+        <w:pStyle w:val="ListParagraph"/>
+        <w:numPr>
+          <w:ilvl w:val="0"/>
+          <w:numId w:val="2"/>
+        </w:numPr>
+        <w:spacing w:after="40"/>
+      </w:pPr>
+      <w:r>
+        <w:t xml:space="preserve">used Excel because I already knew the spreadsheet basics and wanted to practice charts</w:t>
+      </w:r>
+    </w:p>
+    <w:p>
+      <w:pPr>
+        <w:pStyle w:val="ListParagraph"/>
+        <w:numPr>
+          <w:ilvl w:val="0"/>
+          <w:numId w:val="2"/>
+        </w:numPr>
+        <w:spacing w:after="40"/>
+      </w:pPr>
+      <w:r>
+        <w:t xml:space="preserve">final dashboard had filters for year and building</w:t>
       </w:r>
     </w:p>
     <w:p>
@@ -121,46 +82,98 @@
         <w:pStyle w:val="Heading1"/>
       </w:pPr>
       <w:r>
-        <w:t xml:space="preserve">what I was trying to do</w:t>
-      </w:r>
-    </w:p>
-    <w:p>
-      <w:pPr>
-        <w:pStyle w:val="ListParagraph"/>
-        <w:numPr>
-          <w:ilvl w:val="0"/>
-          <w:numId w:val="2"/>
-        </w:numPr>
-        <w:spacing w:after="40"/>
-      </w:pPr>
-      <w:r>
-        <w:t xml:space="preserve">make the data easier to discuss</w:t>
-      </w:r>
-    </w:p>
-    <w:p>
-      <w:pPr>
-        <w:pStyle w:val="ListParagraph"/>
-        <w:numPr>
-          <w:ilvl w:val="0"/>
-          <w:numId w:val="2"/>
-        </w:numPr>
-        <w:spacing w:after="40"/>
-      </w:pPr>
-      <w:r>
-        <w:t xml:space="preserve">not make the situation look simpler than it was</w:t>
-      </w:r>
-    </w:p>
-    <w:p>
-      <w:pPr>
-        <w:pStyle w:val="ListParagraph"/>
-        <w:numPr>
-          <w:ilvl w:val="0"/>
-          <w:numId w:val="2"/>
-        </w:numPr>
-        <w:spacing w:after="40"/>
-      </w:pPr>
-      <w:r>
-        <w:t xml:space="preserve">keep the question behind each chart clear</w:t>
+        <w:t xml:space="preserve">the data I started with</w:t>
+      </w:r>
+    </w:p>
+    <w:p>
+      <w:pPr>
+        <w:pStyle w:val="ListParagraph"/>
+        <w:numPr>
+          <w:ilvl w:val="0"/>
+          <w:numId w:val="2"/>
+        </w:numPr>
+        <w:spacing w:after="40"/>
+      </w:pPr>
+      <w:r>
+        <w:t xml:space="preserve">monthly facilities hauling reports - January 2023 through December 2024</w:t>
+      </w:r>
+    </w:p>
+    <w:p>
+      <w:pPr>
+        <w:pStyle w:val="ListParagraph"/>
+        <w:numPr>
+          <w:ilvl w:val="0"/>
+          <w:numId w:val="2"/>
+        </w:numPr>
+        <w:spacing w:after="40"/>
+      </w:pPr>
+      <w:r>
+        <w:t xml:space="preserve">12 campus buildings</w:t>
+      </w:r>
+    </w:p>
+    <w:p>
+      <w:pPr>
+        <w:pStyle w:val="ListParagraph"/>
+        <w:numPr>
+          <w:ilvl w:val="0"/>
+          <w:numId w:val="2"/>
+        </w:numPr>
+        <w:spacing w:after="40"/>
+      </w:pPr>
+      <w:r>
+        <w:t xml:space="preserve">fields: building, month, landfill tons, recycling tons, compost tons</w:t>
+      </w:r>
+    </w:p>
+    <w:p>
+      <w:pPr>
+        <w:pStyle w:val="ListParagraph"/>
+        <w:numPr>
+          <w:ilvl w:val="0"/>
+          <w:numId w:val="2"/>
+        </w:numPr>
+        <w:spacing w:after="40"/>
+      </w:pPr>
+      <w:r>
+        <w:t xml:space="preserve">24 months x 12 buildings = 288 expected rows</w:t>
+      </w:r>
+    </w:p>
+    <w:p>
+      <w:pPr>
+        <w:pStyle w:val="ListParagraph"/>
+        <w:numPr>
+          <w:ilvl w:val="0"/>
+          <w:numId w:val="2"/>
+        </w:numPr>
+        <w:spacing w:after="40"/>
+      </w:pPr>
+      <w:r>
+        <w:t xml:space="preserve">duplicate made 289 rows before cleanup</w:t>
+      </w:r>
+    </w:p>
+    <w:p>
+      <w:pPr>
+        <w:pStyle w:val="ListParagraph"/>
+        <w:numPr>
+          <w:ilvl w:val="0"/>
+          <w:numId w:val="2"/>
+        </w:numPr>
+        <w:spacing w:after="40"/>
+      </w:pPr>
+      <w:r>
+        <w:t xml:space="preserve">also did 8 visual recycling-bin checks in March + April 2025</w:t>
+      </w:r>
+    </w:p>
+    <w:p>
+      <w:pPr>
+        <w:pStyle w:val="ListParagraph"/>
+        <w:numPr>
+          <w:ilvl w:val="0"/>
+          <w:numId w:val="2"/>
+        </w:numPr>
+        <w:spacing w:after="40"/>
+      </w:pPr>
+      <w:r>
+        <w:t xml:space="preserve">for the checks I estimated the share of items that did not belong in recycling</w:t>
       </w:r>
     </w:p>
     <w:p>
@@ -168,20 +181,72 @@
         <w:pStyle w:val="Heading1"/>
       </w:pPr>
       <w:r>
-        <w:t xml:space="preserve">charts + questions</w:t>
-      </w:r>
-    </w:p>
-    <w:p>
-      <w:pPr>
-        <w:pStyle w:val="ListParagraph"/>
-        <w:numPr>
-          <w:ilvl w:val="0"/>
-          <w:numId w:val="2"/>
-        </w:numPr>
-        <w:spacing w:after="40"/>
-      </w:pPr>
-      <w:r>
-        <w:t xml:space="preserve">a chart is only useful when the reader understands the question it is trying to answer</w:t>
+        <w:t xml:space="preserve">cleanup notes</w:t>
+      </w:r>
+    </w:p>
+    <w:p>
+      <w:pPr>
+        <w:pStyle w:val="ListParagraph"/>
+        <w:numPr>
+          <w:ilvl w:val="0"/>
+          <w:numId w:val="2"/>
+        </w:numPr>
+        <w:spacing w:after="40"/>
+      </w:pPr>
+      <w:r>
+        <w:t xml:space="preserve">same building showed up as "Student Ctr" and "Student Center" - made the names consistent</w:t>
+      </w:r>
+    </w:p>
+    <w:p>
+      <w:pPr>
+        <w:pStyle w:val="ListParagraph"/>
+        <w:numPr>
+          <w:ilvl w:val="0"/>
+          <w:numId w:val="2"/>
+        </w:numPr>
+        <w:spacing w:after="40"/>
+      </w:pPr>
+      <w:r>
+        <w:t xml:space="preserve">removed one duplicate March 2024 row after checking the facilities report</w:t>
+      </w:r>
+    </w:p>
+    <w:p>
+      <w:pPr>
+        <w:pStyle w:val="ListParagraph"/>
+        <w:numPr>
+          <w:ilvl w:val="0"/>
+          <w:numId w:val="2"/>
+        </w:numPr>
+        <w:spacing w:after="40"/>
+      </w:pPr>
+      <w:r>
+        <w:t xml:space="preserve">6 compost cells were blank</w:t>
+      </w:r>
+    </w:p>
+    <w:p>
+      <w:pPr>
+        <w:pStyle w:val="ListParagraph"/>
+        <w:numPr>
+          <w:ilvl w:val="0"/>
+          <w:numId w:val="2"/>
+        </w:numPr>
+        <w:spacing w:after="40"/>
+      </w:pPr>
+      <w:r>
+        <w:t xml:space="preserve">kept those as missing instead of changing them to zero</w:t>
+      </w:r>
+    </w:p>
+    <w:p>
+      <w:pPr>
+        <w:pStyle w:val="ListParagraph"/>
+        <w:numPr>
+          <w:ilvl w:val="0"/>
+          <w:numId w:val="2"/>
+        </w:numPr>
+        <w:spacing w:after="40"/>
+      </w:pPr>
+      <w:r>
+        <w:t xml:space="preserve">made a note on the dashboard so the missing values were not hidden</w:t>
       </w:r>
     </w:p>
     <w:p>
@@ -189,72 +254,150 @@
         <w:pStyle w:val="Heading1"/>
       </w:pPr>
       <w:r>
-        <w:t xml:space="preserve">what I know / what I don't know</w:t>
-      </w:r>
-    </w:p>
-    <w:p>
-      <w:pPr>
-        <w:pStyle w:val="ListParagraph"/>
-        <w:numPr>
-          <w:ilvl w:val="0"/>
-          <w:numId w:val="2"/>
-        </w:numPr>
-        <w:spacing w:after="40"/>
-      </w:pPr>
-      <w:r>
-        <w:t xml:space="preserve">two years of data can show patterns</w:t>
-      </w:r>
-    </w:p>
-    <w:p>
-      <w:pPr>
-        <w:pStyle w:val="ListParagraph"/>
-        <w:numPr>
-          <w:ilvl w:val="0"/>
-          <w:numId w:val="2"/>
-        </w:numPr>
-        <w:spacing w:after="40"/>
-      </w:pPr>
-      <w:r>
-        <w:t xml:space="preserve">it cannot explain every reason behind them</w:t>
-      </w:r>
-    </w:p>
-    <w:p>
-      <w:pPr>
-        <w:pStyle w:val="ListParagraph"/>
-        <w:numPr>
-          <w:ilvl w:val="0"/>
-          <w:numId w:val="2"/>
-        </w:numPr>
-        <w:spacing w:after="40"/>
-      </w:pPr>
-      <w:r>
-        <w:t xml:space="preserve">not in these notes: exact values, waste categories, or trend details</w:t>
-      </w:r>
-    </w:p>
-    <w:p>
-      <w:pPr>
-        <w:pStyle w:val="ListParagraph"/>
-        <w:numPr>
-          <w:ilvl w:val="0"/>
-          <w:numId w:val="2"/>
-        </w:numPr>
-        <w:spacing w:after="40"/>
-      </w:pPr>
-      <w:r>
-        <w:t xml:space="preserve">not in these notes: campus name, data source, collection method, completeness, or quality</w:t>
-      </w:r>
-    </w:p>
-    <w:p>
-      <w:pPr>
-        <w:pStyle w:val="ListParagraph"/>
-        <w:numPr>
-          <w:ilvl w:val="0"/>
-          <w:numId w:val="2"/>
-        </w:numPr>
-        <w:spacing w:after="40"/>
-      </w:pPr>
-      <w:r>
-        <w:t xml:space="preserve">not in these notes: software, formulas, dashboard features, or exact chart choices</w:t>
+        <w:t xml:space="preserve">year totals</w:t>
+      </w:r>
+    </w:p>
+    <w:p>
+      <w:pPr>
+        <w:pStyle w:val="ListParagraph"/>
+        <w:numPr>
+          <w:ilvl w:val="0"/>
+          <w:numId w:val="2"/>
+        </w:numPr>
+        <w:spacing w:after="40"/>
+      </w:pPr>
+      <w:r>
+        <w:t xml:space="preserve">2023 recorded total waste = 196.1 tons</w:t>
+      </w:r>
+    </w:p>
+    <w:p>
+      <w:pPr>
+        <w:pStyle w:val="ListParagraph"/>
+        <w:numPr>
+          <w:ilvl w:val="0"/>
+          <w:numId w:val="2"/>
+        </w:numPr>
+        <w:spacing w:after="40"/>
+      </w:pPr>
+      <w:r>
+        <w:t xml:space="preserve">2023 landfill = 128.4 tons</w:t>
+      </w:r>
+    </w:p>
+    <w:p>
+      <w:pPr>
+        <w:pStyle w:val="ListParagraph"/>
+        <w:numPr>
+          <w:ilvl w:val="0"/>
+          <w:numId w:val="2"/>
+        </w:numPr>
+        <w:spacing w:after="40"/>
+      </w:pPr>
+      <w:r>
+        <w:t xml:space="preserve">2023 recycling = 46.2 tons</w:t>
+      </w:r>
+    </w:p>
+    <w:p>
+      <w:pPr>
+        <w:pStyle w:val="ListParagraph"/>
+        <w:numPr>
+          <w:ilvl w:val="0"/>
+          <w:numId w:val="2"/>
+        </w:numPr>
+        <w:spacing w:after="40"/>
+      </w:pPr>
+      <w:r>
+        <w:t xml:space="preserve">2023 compost = 21.5 tons</w:t>
+      </w:r>
+    </w:p>
+    <w:p>
+      <w:pPr>
+        <w:pStyle w:val="ListParagraph"/>
+        <w:numPr>
+          <w:ilvl w:val="0"/>
+          <w:numId w:val="2"/>
+        </w:numPr>
+        <w:spacing w:after="40"/>
+      </w:pPr>
+      <w:r>
+        <w:t xml:space="preserve">2023 recorded diversion rate = 34.5%</w:t>
+      </w:r>
+    </w:p>
+    <w:p>
+      <w:pPr>
+        <w:pStyle w:val="ListParagraph"/>
+        <w:numPr>
+          <w:ilvl w:val="0"/>
+          <w:numId w:val="2"/>
+        </w:numPr>
+        <w:spacing w:after="40"/>
+      </w:pPr>
+      <w:r>
+        <w:t xml:space="preserve">2024 recorded total waste = 199.3 tons</w:t>
+      </w:r>
+    </w:p>
+    <w:p>
+      <w:pPr>
+        <w:pStyle w:val="ListParagraph"/>
+        <w:numPr>
+          <w:ilvl w:val="0"/>
+          <w:numId w:val="2"/>
+        </w:numPr>
+        <w:spacing w:after="40"/>
+      </w:pPr>
+      <w:r>
+        <w:t xml:space="preserve">2024 landfill = 119.8 tons</w:t>
+      </w:r>
+    </w:p>
+    <w:p>
+      <w:pPr>
+        <w:pStyle w:val="ListParagraph"/>
+        <w:numPr>
+          <w:ilvl w:val="0"/>
+          <w:numId w:val="2"/>
+        </w:numPr>
+        <w:spacing w:after="40"/>
+      </w:pPr>
+      <w:r>
+        <w:t xml:space="preserve">2024 recycling = 51.6 tons</w:t>
+      </w:r>
+    </w:p>
+    <w:p>
+      <w:pPr>
+        <w:pStyle w:val="ListParagraph"/>
+        <w:numPr>
+          <w:ilvl w:val="0"/>
+          <w:numId w:val="2"/>
+        </w:numPr>
+        <w:spacing w:after="40"/>
+      </w:pPr>
+      <w:r>
+        <w:t xml:space="preserve">2024 compost = 27.9 tons</w:t>
+      </w:r>
+    </w:p>
+    <w:p>
+      <w:pPr>
+        <w:pStyle w:val="ListParagraph"/>
+        <w:numPr>
+          <w:ilvl w:val="0"/>
+          <w:numId w:val="2"/>
+        </w:numPr>
+        <w:spacing w:after="40"/>
+      </w:pPr>
+      <w:r>
+        <w:t xml:space="preserve">2024 recorded diversion rate = 39.9%</w:t>
+      </w:r>
+    </w:p>
+    <w:p>
+      <w:pPr>
+        <w:pStyle w:val="ListParagraph"/>
+        <w:numPr>
+          <w:ilvl w:val="0"/>
+          <w:numId w:val="2"/>
+        </w:numPr>
+        <w:spacing w:after="40"/>
+      </w:pPr>
+      <w:r>
+        <w:t xml:space="preserve">totals use available records - 6 missing compost values limit the comparison</w:t>
       </w:r>
     </w:p>
     <w:p>
@@ -262,137 +405,111 @@
         <w:pStyle w:val="Heading1"/>
       </w:pPr>
       <w:r>
-        <w:t xml:space="preserve">recommendations + pilots</w:t>
-      </w:r>
-    </w:p>
-    <w:p>
-      <w:pPr>
-        <w:pStyle w:val="ListParagraph"/>
-        <w:numPr>
-          <w:ilvl w:val="0"/>
-          <w:numId w:val="2"/>
-        </w:numPr>
-        <w:spacing w:after="40"/>
-      </w:pPr>
-      <w:r>
-        <w:t xml:space="preserve">standardized picture-based recycling labels</w:t>
-      </w:r>
-    </w:p>
-    <w:p>
-      <w:pPr>
-        <w:pStyle w:val="ListParagraph"/>
-        <w:numPr>
-          <w:ilvl w:val="0"/>
-          <w:numId w:val="2"/>
-        </w:numPr>
-        <w:spacing w:after="40"/>
-      </w:pPr>
-      <w:r>
-        <w:t xml:space="preserve">pair recycling and landfill bins at the same stations</w:t>
-      </w:r>
-    </w:p>
-    <w:p>
-      <w:pPr>
-        <w:pStyle w:val="ListParagraph"/>
-        <w:numPr>
-          <w:ilvl w:val="0"/>
-          <w:numId w:val="2"/>
-        </w:numPr>
-        <w:spacing w:after="40"/>
-      </w:pPr>
-      <w:r>
-        <w:t xml:space="preserve">test revised bin placement in selected high-traffic areas</w:t>
-      </w:r>
-    </w:p>
-    <w:p>
-      <w:pPr>
-        <w:pStyle w:val="ListParagraph"/>
-        <w:numPr>
-          <w:ilvl w:val="0"/>
-          <w:numId w:val="2"/>
-        </w:numPr>
-        <w:spacing w:after="40"/>
-      </w:pPr>
-      <w:r>
-        <w:t xml:space="preserve">the sustainability office later piloted those three changes</w:t>
-      </w:r>
-    </w:p>
-    <w:p>
-      <w:pPr>
-        <w:pStyle w:val="ListParagraph"/>
-        <w:numPr>
-          <w:ilvl w:val="0"/>
-          <w:numId w:val="2"/>
-        </w:numPr>
-        <w:spacing w:after="40"/>
-      </w:pPr>
-      <w:r>
-        <w:t xml:space="preserve">a recommendation is not the same as a proven result</w:t>
-      </w:r>
-    </w:p>
-    <w:p>
-      <w:pPr>
-        <w:pStyle w:val="ListParagraph"/>
-        <w:numPr>
-          <w:ilvl w:val="0"/>
-          <w:numId w:val="2"/>
-        </w:numPr>
-        <w:spacing w:after="40"/>
-      </w:pPr>
-      <w:r>
-        <w:t xml:space="preserve">a pilot means an idea was tested</w:t>
-      </w:r>
-    </w:p>
-    <w:p>
-      <w:pPr>
-        <w:pStyle w:val="ListParagraph"/>
-        <w:numPr>
-          <w:ilvl w:val="0"/>
-          <w:numId w:val="2"/>
-        </w:numPr>
-        <w:spacing w:after="40"/>
-      </w:pPr>
-      <w:r>
-        <w:t xml:space="preserve">a pilot does not prove recycling improved</w:t>
-      </w:r>
-    </w:p>
-    <w:p>
-      <w:pPr>
-        <w:pStyle w:val="ListParagraph"/>
-        <w:numPr>
-          <w:ilvl w:val="0"/>
-          <w:numId w:val="2"/>
-        </w:numPr>
-        <w:spacing w:after="40"/>
-      </w:pPr>
-      <w:r>
-        <w:t xml:space="preserve">I do not have outcome data in these notes</w:t>
-      </w:r>
-    </w:p>
-    <w:p>
-      <w:pPr>
-        <w:pStyle w:val="ListParagraph"/>
-        <w:numPr>
-          <w:ilvl w:val="0"/>
-          <w:numId w:val="2"/>
-        </w:numPr>
-        <w:spacing w:after="40"/>
-      </w:pPr>
-      <w:r>
-        <w:t xml:space="preserve">not in these notes: why the office selected the recommendations</w:t>
-      </w:r>
-    </w:p>
-    <w:p>
-      <w:pPr>
-        <w:pStyle w:val="ListParagraph"/>
-        <w:numPr>
-          <w:ilvl w:val="0"/>
-          <w:numId w:val="2"/>
-        </w:numPr>
-        <w:spacing w:after="40"/>
-      </w:pPr>
-      <w:r>
-        <w:t xml:space="preserve">not in these notes: pilot locations, timing, details, quotes, results, or environmental outcomes</w:t>
+        <w:t xml:space="preserve">numbers I kept coming back to</w:t>
+      </w:r>
+    </w:p>
+    <w:p>
+      <w:pPr>
+        <w:pStyle w:val="ListParagraph"/>
+        <w:numPr>
+          <w:ilvl w:val="0"/>
+          <w:numId w:val="2"/>
+        </w:numPr>
+        <w:spacing w:after="40"/>
+      </w:pPr>
+      <w:r>
+        <w:t xml:space="preserve">total waste barely changed: up 1.6% from 2023 to 2024</w:t>
+      </w:r>
+    </w:p>
+    <w:p>
+      <w:pPr>
+        <w:pStyle w:val="ListParagraph"/>
+        <w:numPr>
+          <w:ilvl w:val="0"/>
+          <w:numId w:val="2"/>
+        </w:numPr>
+        <w:spacing w:after="40"/>
+      </w:pPr>
+      <w:r>
+        <w:t xml:space="preserve">landfill went down 8.6 tons / about 6.7%</w:t>
+      </w:r>
+    </w:p>
+    <w:p>
+      <w:pPr>
+        <w:pStyle w:val="ListParagraph"/>
+        <w:numPr>
+          <w:ilvl w:val="0"/>
+          <w:numId w:val="2"/>
+        </w:numPr>
+        <w:spacing w:after="40"/>
+      </w:pPr>
+      <w:r>
+        <w:t xml:space="preserve">recycling went up 5.4 tons / about 11.7%</w:t>
+      </w:r>
+    </w:p>
+    <w:p>
+      <w:pPr>
+        <w:pStyle w:val="ListParagraph"/>
+        <w:numPr>
+          <w:ilvl w:val="0"/>
+          <w:numId w:val="2"/>
+        </w:numPr>
+        <w:spacing w:after="40"/>
+      </w:pPr>
+      <w:r>
+        <w:t xml:space="preserve">compost went up 6.4 tons / about 29.8%</w:t>
+      </w:r>
+    </w:p>
+    <w:p>
+      <w:pPr>
+        <w:pStyle w:val="ListParagraph"/>
+        <w:numPr>
+          <w:ilvl w:val="0"/>
+          <w:numId w:val="2"/>
+        </w:numPr>
+        <w:spacing w:after="40"/>
+      </w:pPr>
+      <w:r>
+        <w:t xml:space="preserve">diversion rate improved 5.4 percentage points</w:t>
+      </w:r>
+    </w:p>
+    <w:p>
+      <w:pPr>
+        <w:pStyle w:val="ListParagraph"/>
+        <w:numPr>
+          <w:ilvl w:val="0"/>
+          <w:numId w:val="2"/>
+        </w:numPr>
+        <w:spacing w:after="40"/>
+      </w:pPr>
+      <w:r>
+        <w:t xml:space="preserve">May 2024 landfill = 12.2 tons</w:t>
+      </w:r>
+    </w:p>
+    <w:p>
+      <w:pPr>
+        <w:pStyle w:val="ListParagraph"/>
+        <w:numPr>
+          <w:ilvl w:val="0"/>
+          <w:numId w:val="2"/>
+        </w:numPr>
+        <w:spacing w:after="40"/>
+      </w:pPr>
+      <w:r>
+        <w:t xml:space="preserve">that was 18% above the average monthly landfill total across all 24 months</w:t>
+      </w:r>
+    </w:p>
+    <w:p>
+      <w:pPr>
+        <w:pStyle w:val="ListParagraph"/>
+        <w:numPr>
+          <w:ilvl w:val="0"/>
+          <w:numId w:val="2"/>
+        </w:numPr>
+        <w:spacing w:after="40"/>
+      </w:pPr>
+      <w:r>
+        <w:t xml:space="preserve">move-out timing seems important, but the hauling data does not tell me what caused the spike</w:t>
       </w:r>
     </w:p>
     <w:p>
@@ -400,72 +517,601 @@
         <w:pStyle w:val="Heading1"/>
       </w:pPr>
       <w:r>
-        <w:t xml:space="preserve">questions I wrote down</w:t>
-      </w:r>
-    </w:p>
-    <w:p>
-      <w:pPr>
-        <w:pStyle w:val="ListParagraph"/>
-        <w:numPr>
-          <w:ilvl w:val="0"/>
-          <w:numId w:val="2"/>
-        </w:numPr>
-        <w:spacing w:after="40"/>
-      </w:pPr>
-      <w:r>
-        <w:t xml:space="preserve">What question should the chart help someone answer?</w:t>
-      </w:r>
-    </w:p>
-    <w:p>
-      <w:pPr>
-        <w:pStyle w:val="ListParagraph"/>
-        <w:numPr>
-          <w:ilvl w:val="0"/>
-          <w:numId w:val="2"/>
-        </w:numPr>
-        <w:spacing w:after="40"/>
-      </w:pPr>
-      <w:r>
-        <w:t xml:space="preserve">What does the data show directly?</w:t>
-      </w:r>
-    </w:p>
-    <w:p>
-      <w:pPr>
-        <w:pStyle w:val="ListParagraph"/>
-        <w:numPr>
-          <w:ilvl w:val="0"/>
-          <w:numId w:val="2"/>
-        </w:numPr>
-        <w:spacing w:after="40"/>
-      </w:pPr>
-      <w:r>
-        <w:t xml:space="preserve">What explanation would require more evidence?</w:t>
-      </w:r>
-    </w:p>
-    <w:p>
-      <w:pPr>
-        <w:pStyle w:val="ListParagraph"/>
-        <w:numPr>
-          <w:ilvl w:val="0"/>
-          <w:numId w:val="2"/>
-        </w:numPr>
-        <w:spacing w:after="40"/>
-      </w:pPr>
-      <w:r>
-        <w:t xml:space="preserve">What action am I recommending?</w:t>
-      </w:r>
-    </w:p>
-    <w:p>
-      <w:pPr>
-        <w:pStyle w:val="ListParagraph"/>
-        <w:numPr>
-          <w:ilvl w:val="0"/>
-          <w:numId w:val="2"/>
-        </w:numPr>
-        <w:spacing w:after="40"/>
-      </w:pPr>
-      <w:r>
-        <w:t xml:space="preserve">How will I distinguish a pilot from a measured result?</w:t>
+        <w:t xml:space="preserve">recycling bin checks</w:t>
+      </w:r>
+    </w:p>
+    <w:p>
+      <w:pPr>
+        <w:pStyle w:val="ListParagraph"/>
+        <w:numPr>
+          <w:ilvl w:val="0"/>
+          <w:numId w:val="2"/>
+        </w:numPr>
+        <w:spacing w:after="40"/>
+      </w:pPr>
+      <w:r>
+        <w:t xml:space="preserve">average estimated contamination across 8 checks = 22%</w:t>
+      </w:r>
+    </w:p>
+    <w:p>
+      <w:pPr>
+        <w:pStyle w:val="ListParagraph"/>
+        <w:numPr>
+          <w:ilvl w:val="0"/>
+          <w:numId w:val="2"/>
+        </w:numPr>
+        <w:spacing w:after="40"/>
+      </w:pPr>
+      <w:r>
+        <w:t xml:space="preserve">Student Center = 31%</w:t>
+      </w:r>
+    </w:p>
+    <w:p>
+      <w:pPr>
+        <w:pStyle w:val="ListParagraph"/>
+        <w:numPr>
+          <w:ilvl w:val="0"/>
+          <w:numId w:val="2"/>
+        </w:numPr>
+        <w:spacing w:after="40"/>
+      </w:pPr>
+      <w:r>
+        <w:t xml:space="preserve">North Hall = 27%</w:t>
+      </w:r>
+    </w:p>
+    <w:p>
+      <w:pPr>
+        <w:pStyle w:val="ListParagraph"/>
+        <w:numPr>
+          <w:ilvl w:val="0"/>
+          <w:numId w:val="2"/>
+        </w:numPr>
+        <w:spacing w:after="40"/>
+      </w:pPr>
+      <w:r>
+        <w:t xml:space="preserve">Library = 12%</w:t>
+      </w:r>
+    </w:p>
+    <w:p>
+      <w:pPr>
+        <w:pStyle w:val="ListParagraph"/>
+        <w:numPr>
+          <w:ilvl w:val="0"/>
+          <w:numId w:val="2"/>
+        </w:numPr>
+        <w:spacing w:after="40"/>
+      </w:pPr>
+      <w:r>
+        <w:t xml:space="preserve">food containers + plastic bags were the most common things I marked as not belonging</w:t>
+      </w:r>
+    </w:p>
+    <w:p>
+      <w:pPr>
+        <w:pStyle w:val="ListParagraph"/>
+        <w:numPr>
+          <w:ilvl w:val="0"/>
+          <w:numId w:val="2"/>
+        </w:numPr>
+        <w:spacing w:after="40"/>
+      </w:pPr>
+      <w:r>
+        <w:t xml:space="preserve">small sample / visual estimate / not the same as a full waste audit</w:t>
+      </w:r>
+    </w:p>
+    <w:p>
+      <w:pPr>
+        <w:pStyle w:val="ListParagraph"/>
+        <w:numPr>
+          <w:ilvl w:val="0"/>
+          <w:numId w:val="2"/>
+        </w:numPr>
+        <w:spacing w:after="40"/>
+      </w:pPr>
+      <w:r>
+        <w:t xml:space="preserve">May 2025 move-out site walk: temporary landfill bins were near the North Hall exits, but recycling bins were farther away</w:t>
+      </w:r>
+    </w:p>
+    <w:p>
+      <w:pPr>
+        <w:pStyle w:val="Heading1"/>
+      </w:pPr>
+      <w:r>
+        <w:t xml:space="preserve">dashboard charts</w:t>
+      </w:r>
+    </w:p>
+    <w:p>
+      <w:pPr>
+        <w:pStyle w:val="ListParagraph"/>
+        <w:numPr>
+          <w:ilvl w:val="0"/>
+          <w:numId w:val="2"/>
+        </w:numPr>
+        <w:spacing w:after="40"/>
+      </w:pPr>
+      <w:r>
+        <w:t xml:space="preserve">line chart: landfill, recycling, and compost by month</w:t>
+      </w:r>
+    </w:p>
+    <w:p>
+      <w:pPr>
+        <w:pStyle w:val="ListParagraph"/>
+        <w:numPr>
+          <w:ilvl w:val="0"/>
+          <w:numId w:val="2"/>
+        </w:numPr>
+        <w:spacing w:after="40"/>
+      </w:pPr>
+      <w:r>
+        <w:t xml:space="preserve">side-by-side bars: 2023 vs 2024 totals</w:t>
+      </w:r>
+    </w:p>
+    <w:p>
+      <w:pPr>
+        <w:pStyle w:val="ListParagraph"/>
+        <w:numPr>
+          <w:ilvl w:val="0"/>
+          <w:numId w:val="2"/>
+        </w:numPr>
+        <w:spacing w:after="40"/>
+      </w:pPr>
+      <w:r>
+        <w:t xml:space="preserve">diversion rate card: 34.5% -&gt; 39.9%</w:t>
+      </w:r>
+    </w:p>
+    <w:p>
+      <w:pPr>
+        <w:pStyle w:val="ListParagraph"/>
+        <w:numPr>
+          <w:ilvl w:val="0"/>
+          <w:numId w:val="2"/>
+        </w:numPr>
+        <w:spacing w:after="40"/>
+      </w:pPr>
+      <w:r>
+        <w:t xml:space="preserve">building comparison: recycling amount + contamination check</w:t>
+      </w:r>
+    </w:p>
+    <w:p>
+      <w:pPr>
+        <w:pStyle w:val="ListParagraph"/>
+        <w:numPr>
+          <w:ilvl w:val="0"/>
+          <w:numId w:val="2"/>
+        </w:numPr>
+        <w:spacing w:after="40"/>
+      </w:pPr>
+      <w:r>
+        <w:t xml:space="preserve">annual totals looked encouraging but hid the May spike and the building differences</w:t>
+      </w:r>
+    </w:p>
+    <w:p>
+      <w:pPr>
+        <w:pStyle w:val="ListParagraph"/>
+        <w:numPr>
+          <w:ilvl w:val="0"/>
+          <w:numId w:val="2"/>
+        </w:numPr>
+        <w:spacing w:after="40"/>
+      </w:pPr>
+      <w:r>
+        <w:t xml:space="preserve">the building view made the next questions much more specific</w:t>
+      </w:r>
+    </w:p>
+    <w:p>
+      <w:pPr>
+        <w:pStyle w:val="Heading1"/>
+      </w:pPr>
+      <w:r>
+        <w:t xml:space="preserve">what I think the data is saying</w:t>
+      </w:r>
+    </w:p>
+    <w:p>
+      <w:pPr>
+        <w:pStyle w:val="ListParagraph"/>
+        <w:numPr>
+          <w:ilvl w:val="0"/>
+          <w:numId w:val="2"/>
+        </w:numPr>
+        <w:spacing w:after="40"/>
+      </w:pPr>
+      <w:r>
+        <w:t xml:space="preserve">the recorded data shows more material diverted in 2024 while recorded total waste stayed almost flat</w:t>
+      </w:r>
+    </w:p>
+    <w:p>
+      <w:pPr>
+        <w:pStyle w:val="ListParagraph"/>
+        <w:numPr>
+          <w:ilvl w:val="0"/>
+          <w:numId w:val="2"/>
+        </w:numPr>
+        <w:spacing w:after="40"/>
+      </w:pPr>
+      <w:r>
+        <w:t xml:space="preserve">the 6 missing compost values limit that comparison</w:t>
+      </w:r>
+    </w:p>
+    <w:p>
+      <w:pPr>
+        <w:pStyle w:val="ListParagraph"/>
+        <w:numPr>
+          <w:ilvl w:val="0"/>
+          <w:numId w:val="2"/>
+        </w:numPr>
+        <w:spacing w:after="40"/>
+      </w:pPr>
+      <w:r>
+        <w:t xml:space="preserve">compost had the biggest percentage increase</w:t>
+      </w:r>
+    </w:p>
+    <w:p>
+      <w:pPr>
+        <w:pStyle w:val="ListParagraph"/>
+        <w:numPr>
+          <w:ilvl w:val="0"/>
+          <w:numId w:val="2"/>
+        </w:numPr>
+        <w:spacing w:after="40"/>
+      </w:pPr>
+      <w:r>
+        <w:t xml:space="preserve">more recycling collected does not automatically mean every item was recyclable</w:t>
+      </w:r>
+    </w:p>
+    <w:p>
+      <w:pPr>
+        <w:pStyle w:val="ListParagraph"/>
+        <w:numPr>
+          <w:ilvl w:val="0"/>
+          <w:numId w:val="2"/>
+        </w:numPr>
+        <w:spacing w:after="40"/>
+      </w:pPr>
+      <w:r>
+        <w:t xml:space="preserve">the contamination checks made the Student Center + North Hall stand out</w:t>
+      </w:r>
+    </w:p>
+    <w:p>
+      <w:pPr>
+        <w:pStyle w:val="ListParagraph"/>
+        <w:numPr>
+          <w:ilvl w:val="0"/>
+          <w:numId w:val="2"/>
+        </w:numPr>
+        <w:spacing w:after="40"/>
+      </w:pPr>
+      <w:r>
+        <w:t xml:space="preserve">Library result made me wonder what was different about the signs or bin setup there</w:t>
+      </w:r>
+    </w:p>
+    <w:p>
+      <w:pPr>
+        <w:pStyle w:val="ListParagraph"/>
+        <w:numPr>
+          <w:ilvl w:val="0"/>
+          <w:numId w:val="2"/>
+        </w:numPr>
+        <w:spacing w:after="40"/>
+      </w:pPr>
+      <w:r>
+        <w:t xml:space="preserve">that last point is a question, not something the dataset proves</w:t>
+      </w:r>
+    </w:p>
+    <w:p>
+      <w:pPr>
+        <w:pStyle w:val="Heading1"/>
+      </w:pPr>
+      <w:r>
+        <w:t xml:space="preserve">recommendations</w:t>
+      </w:r>
+    </w:p>
+    <w:p>
+      <w:pPr>
+        <w:pStyle w:val="ListParagraph"/>
+        <w:numPr>
+          <w:ilvl w:val="0"/>
+          <w:numId w:val="2"/>
+        </w:numPr>
+        <w:spacing w:after="40"/>
+      </w:pPr>
+      <w:r>
+        <w:t xml:space="preserve">1 - test standardized picture-based recycling labels at Student Center + North Hall</w:t>
+      </w:r>
+    </w:p>
+    <w:p>
+      <w:pPr>
+        <w:pStyle w:val="ListParagraph"/>
+        <w:numPr>
+          <w:ilvl w:val="0"/>
+          <w:numId w:val="2"/>
+        </w:numPr>
+        <w:spacing w:after="40"/>
+      </w:pPr>
+      <w:r>
+        <w:t xml:space="preserve">reason: those two had the highest contamination estimates in my checks</w:t>
+      </w:r>
+    </w:p>
+    <w:p>
+      <w:pPr>
+        <w:pStyle w:val="ListParagraph"/>
+        <w:numPr>
+          <w:ilvl w:val="0"/>
+          <w:numId w:val="2"/>
+        </w:numPr>
+        <w:spacing w:after="40"/>
+      </w:pPr>
+      <w:r>
+        <w:t xml:space="preserve">2 - pair recycling and landfill bins at the same stations</w:t>
+      </w:r>
+    </w:p>
+    <w:p>
+      <w:pPr>
+        <w:pStyle w:val="ListParagraph"/>
+        <w:numPr>
+          <w:ilvl w:val="0"/>
+          <w:numId w:val="2"/>
+        </w:numPr>
+        <w:spacing w:after="40"/>
+      </w:pPr>
+      <w:r>
+        <w:t xml:space="preserve">reason: during the site walk I found several high-traffic spots where the bins were separated</w:t>
+      </w:r>
+    </w:p>
+    <w:p>
+      <w:pPr>
+        <w:pStyle w:val="ListParagraph"/>
+        <w:numPr>
+          <w:ilvl w:val="0"/>
+          <w:numId w:val="2"/>
+        </w:numPr>
+        <w:spacing w:after="40"/>
+      </w:pPr>
+      <w:r>
+        <w:t xml:space="preserve">3 - test revised bin placement during the May move-out period</w:t>
+      </w:r>
+    </w:p>
+    <w:p>
+      <w:pPr>
+        <w:pStyle w:val="ListParagraph"/>
+        <w:numPr>
+          <w:ilvl w:val="0"/>
+          <w:numId w:val="2"/>
+        </w:numPr>
+        <w:spacing w:after="40"/>
+      </w:pPr>
+      <w:r>
+        <w:t xml:space="preserve">reason: May 2024 landfill was 18% above the monthly average + the 2025 site walk found recycling bins farther from the North Hall exits</w:t>
+      </w:r>
+    </w:p>
+    <w:p>
+      <w:pPr>
+        <w:pStyle w:val="Heading1"/>
+      </w:pPr>
+      <w:r>
+        <w:t xml:space="preserve">what happened next</w:t>
+      </w:r>
+    </w:p>
+    <w:p>
+      <w:pPr>
+        <w:pStyle w:val="ListParagraph"/>
+        <w:numPr>
+          <w:ilvl w:val="0"/>
+          <w:numId w:val="2"/>
+        </w:numPr>
+        <w:spacing w:after="40"/>
+      </w:pPr>
+      <w:r>
+        <w:t xml:space="preserve">campus sustainability office later piloted all 3 recommendations</w:t>
+      </w:r>
+    </w:p>
+    <w:p>
+      <w:pPr>
+        <w:pStyle w:val="ListParagraph"/>
+        <w:numPr>
+          <w:ilvl w:val="0"/>
+          <w:numId w:val="2"/>
+        </w:numPr>
+        <w:spacing w:after="40"/>
+      </w:pPr>
+      <w:r>
+        <w:t xml:space="preserve">important: I do not have the pilot results</w:t>
+      </w:r>
+    </w:p>
+    <w:p>
+      <w:pPr>
+        <w:pStyle w:val="ListParagraph"/>
+        <w:numPr>
+          <w:ilvl w:val="0"/>
+          <w:numId w:val="2"/>
+        </w:numPr>
+        <w:spacing w:after="40"/>
+      </w:pPr>
+      <w:r>
+        <w:t xml:space="preserve">I can say the recommendations were tested</w:t>
+      </w:r>
+    </w:p>
+    <w:p>
+      <w:pPr>
+        <w:pStyle w:val="ListParagraph"/>
+        <w:numPr>
+          <w:ilvl w:val="0"/>
+          <w:numId w:val="2"/>
+        </w:numPr>
+        <w:spacing w:after="40"/>
+      </w:pPr>
+      <w:r>
+        <w:t xml:space="preserve">I cannot say they reduced waste or improved recycling</w:t>
+      </w:r>
+    </w:p>
+    <w:p>
+      <w:pPr>
+        <w:pStyle w:val="Heading1"/>
+      </w:pPr>
+      <w:r>
+        <w:t xml:space="preserve">things the data cannot answer</w:t>
+      </w:r>
+    </w:p>
+    <w:p>
+      <w:pPr>
+        <w:pStyle w:val="ListParagraph"/>
+        <w:numPr>
+          <w:ilvl w:val="0"/>
+          <w:numId w:val="2"/>
+        </w:numPr>
+        <w:spacing w:after="40"/>
+      </w:pPr>
+      <w:r>
+        <w:t xml:space="preserve">why a person chose the wrong bin</w:t>
+      </w:r>
+    </w:p>
+    <w:p>
+      <w:pPr>
+        <w:pStyle w:val="ListParagraph"/>
+        <w:numPr>
+          <w:ilvl w:val="0"/>
+          <w:numId w:val="2"/>
+        </w:numPr>
+        <w:spacing w:after="40"/>
+      </w:pPr>
+      <w:r>
+        <w:t xml:space="preserve">whether every hauling report used exactly the same measurement process</w:t>
+      </w:r>
+    </w:p>
+    <w:p>
+      <w:pPr>
+        <w:pStyle w:val="ListParagraph"/>
+        <w:numPr>
+          <w:ilvl w:val="0"/>
+          <w:numId w:val="2"/>
+        </w:numPr>
+        <w:spacing w:after="40"/>
+      </w:pPr>
+      <w:r>
+        <w:t xml:space="preserve">what was inside each monthly load</w:t>
+      </w:r>
+    </w:p>
+    <w:p>
+      <w:pPr>
+        <w:pStyle w:val="ListParagraph"/>
+        <w:numPr>
+          <w:ilvl w:val="0"/>
+          <w:numId w:val="2"/>
+        </w:numPr>
+        <w:spacing w:after="40"/>
+      </w:pPr>
+      <w:r>
+        <w:t xml:space="preserve">whether the 8 bin checks represent the whole campus</w:t>
+      </w:r>
+    </w:p>
+    <w:p>
+      <w:pPr>
+        <w:pStyle w:val="ListParagraph"/>
+        <w:numPr>
+          <w:ilvl w:val="0"/>
+          <w:numId w:val="2"/>
+        </w:numPr>
+        <w:spacing w:after="40"/>
+      </w:pPr>
+      <w:r>
+        <w:t xml:space="preserve">whether the pilot changes worked</w:t>
+      </w:r>
+    </w:p>
+    <w:p>
+      <w:pPr>
+        <w:pStyle w:val="ListParagraph"/>
+        <w:numPr>
+          <w:ilvl w:val="0"/>
+          <w:numId w:val="2"/>
+        </w:numPr>
+        <w:spacing w:after="40"/>
+      </w:pPr>
+      <w:r>
+        <w:t xml:space="preserve">weight data is not the same thing as cost, emissions, or behavior</w:t>
+      </w:r>
+    </w:p>
+    <w:p>
+      <w:pPr>
+        <w:pStyle w:val="Heading1"/>
+      </w:pPr>
+      <w:r>
+        <w:t xml:space="preserve">possible points I would want to explain</w:t>
+      </w:r>
+    </w:p>
+    <w:p>
+      <w:pPr>
+        <w:pStyle w:val="ListParagraph"/>
+        <w:numPr>
+          <w:ilvl w:val="0"/>
+          <w:numId w:val="2"/>
+        </w:numPr>
+        <w:spacing w:after="40"/>
+      </w:pPr>
+      <w:r>
+        <w:t xml:space="preserve">why cleaning six blanks mattered</w:t>
+      </w:r>
+    </w:p>
+    <w:p>
+      <w:pPr>
+        <w:pStyle w:val="ListParagraph"/>
+        <w:numPr>
+          <w:ilvl w:val="0"/>
+          <w:numId w:val="2"/>
+        </w:numPr>
+        <w:spacing w:after="40"/>
+      </w:pPr>
+      <w:r>
+        <w:t xml:space="preserve">difference between tons collected and diversion rate</w:t>
+      </w:r>
+    </w:p>
+    <w:p>
+      <w:pPr>
+        <w:pStyle w:val="ListParagraph"/>
+        <w:numPr>
+          <w:ilvl w:val="0"/>
+          <w:numId w:val="2"/>
+        </w:numPr>
+        <w:spacing w:after="40"/>
+      </w:pPr>
+      <w:r>
+        <w:t xml:space="preserve">why the annual improvement did not cancel out the contamination problem</w:t>
+      </w:r>
+    </w:p>
+    <w:p>
+      <w:pPr>
+        <w:pStyle w:val="ListParagraph"/>
+        <w:numPr>
+          <w:ilvl w:val="0"/>
+          <w:numId w:val="2"/>
+        </w:numPr>
+        <w:spacing w:after="40"/>
+      </w:pPr>
+      <w:r>
+        <w:t xml:space="preserve">how the building filter changed a general question into a specific recommendation</w:t>
+      </w:r>
+    </w:p>
+    <w:p>
+      <w:pPr>
+        <w:pStyle w:val="ListParagraph"/>
+        <w:numPr>
+          <w:ilvl w:val="0"/>
+          <w:numId w:val="2"/>
+        </w:numPr>
+        <w:spacing w:after="40"/>
+      </w:pPr>
+      <w:r>
+        <w:t xml:space="preserve">why a pilot is a next step, not proof of success</w:t>
+      </w:r>
+    </w:p>
+    <w:p>
+      <w:pPr>
+        <w:pStyle w:val="ListParagraph"/>
+        <w:numPr>
+          <w:ilvl w:val="0"/>
+          <w:numId w:val="2"/>
+        </w:numPr>
+        <w:spacing w:after="40"/>
+      </w:pPr>
+      <w:r>
+        <w:t xml:space="preserve">the chart should make the question easier to see, not make the answer look more certain</w:t>
       </w:r>
     </w:p>
     <w:sectPr>
